--- a/revisao_fio_condutor/RELATORIO_FIO_CONDUTOR.docx
+++ b/revisao_fio_condutor/RELATORIO_FIO_CONDUTOR.docx
@@ -213,6 +213,83 @@
       </w:pPr>
       <w:r>
         <w:t>Emenda ao CEP: os instrumentos mudaram e o texto já prevê a emenda.</w:t>
+      </w:r>
+    </w:p>
+    <w:p>
+      <w:pPr>
+        <w:pStyle w:val="Heading2"/>
+      </w:pPr>
+      <w:r>
+        <w:t>Ajustes de estrutura de tese de doutorado</w:t>
+      </w:r>
+    </w:p>
+    <w:p>
+      <w:r>
+        <w:t>Referência adotada: a NBR 14724 define a tese como resultado de estudo de tema único e bem delimitado, elaborado com base em investigação original e que constitua real contribuição para a especialidade. Daí os ajustes abaixo.</w:t>
+      </w:r>
+    </w:p>
+    <w:p>
+      <w:pPr>
+        <w:pStyle w:val="ListBullet"/>
+      </w:pPr>
+      <w:r>
+        <w:t>Introdução: a seção 1.4 passa a se chamar “Tese, contribuição esperada e delimitações da pesquisa” e enuncia de forma explícita a tese que se propõe defender, com o estatuto de hipótese de trabalho até a conclusão do campo.</w:t>
+      </w:r>
+    </w:p>
+    <w:p>
+      <w:pPr>
+        <w:pStyle w:val="ListBullet"/>
+      </w:pPr>
+      <w:r>
+        <w:t>Metodologia: subseções antes marcadas por letras (a, b, c...) passam a ter numeração progressiva (4.1.1 a 4.5.5), conforme a NBR 6024; a referência cruzada à subseção de ética foi atualizada para 4.5.2.</w:t>
+      </w:r>
+    </w:p>
+    <w:p>
+      <w:pPr>
+        <w:pStyle w:val="ListBullet"/>
+      </w:pPr>
+      <w:r>
+        <w:t>Capítulos 4, 5 e 6: cada um ganha uma seção final de síntese (4.6, 5.6 e 6.5), que reúne os parágrafos de fechamento já existentes e faz a passagem para o capítulo seguinte.</w:t>
+      </w:r>
+    </w:p>
+    <w:p>
+      <w:pPr>
+        <w:pStyle w:val="ListBullet"/>
+      </w:pPr>
+      <w:r>
+        <w:t>Títulos dos capítulos 1 e 5 sem ponto após o número (“1 INTRODUÇÃO”, “5 A PRODUÇÃO...”), como nos demais.</w:t>
+      </w:r>
+    </w:p>
+    <w:p>
+      <w:pPr>
+        <w:pStyle w:val="Heading2"/>
+      </w:pPr>
+      <w:r>
+        <w:t>Recomendações que dependem de você</w:t>
+      </w:r>
+    </w:p>
+    <w:p>
+      <w:pPr>
+        <w:pStyle w:val="ListBullet"/>
+      </w:pPr>
+      <w:r>
+        <w:t>Na Introdução, a ordem mais usual em teses é problematização, questão, objetivos, justificativa e tese. Hoje a justificativa (1.1) vem antes da problematização (1.2). A troca exige mover blocos inteiros e não foi feita para não desorganizar a correção manual.</w:t>
+      </w:r>
+    </w:p>
+    <w:p>
+      <w:pPr>
+        <w:pStyle w:val="ListBullet"/>
+      </w:pPr>
+      <w:r>
+        <w:t>O Capítulo 2 começa direto na seção 2.1; se quiser, os dois primeiros parágrafos de 2.1 podem subir para antes dela, como apresentação do capítulo.</w:t>
+      </w:r>
+    </w:p>
+    <w:p>
+      <w:pPr>
+        <w:pStyle w:val="ListBullet"/>
+      </w:pPr>
+      <w:r>
+        <w:t>O Capítulo 3 e as Considerações Finais ainda não existem; a tese depende deles para fechar o argumento.</w:t>
       </w:r>
     </w:p>
     <w:sectPr>

--- a/revisao_fio_condutor/RELATORIO_FIO_CONDUTOR.docx
+++ b/revisao_fio_condutor/RELATORIO_FIO_CONDUTOR.docx
@@ -180,7 +180,7 @@
         <w:pStyle w:val="ListBullet"/>
       </w:pPr>
       <w:r>
-        <w:t>HARGREAVES, 1998 (edição portuguesa, McGraw-Hill): conferir edição consultada.</w:t>
+        <w:t>HARGREAVES: confirmado pelo PDF enviado. A referência passou a ser a edição espanhola (Profesorado, cultura y postmodernidad, 5. ed., Madrid: Morata, 2005); a definição de culturas do ensino está nas p. 189-191.</w:t>
       </w:r>
     </w:p>
     <w:p>

--- a/revisao_fio_condutor/RELATORIO_FIO_CONDUTOR.docx
+++ b/revisao_fio_condutor/RELATORIO_FIO_CONDUTOR.docx
@@ -116,7 +116,7 @@
         <w:pStyle w:val="ListBullet"/>
       </w:pPr>
       <w:r>
-        <w:t>Projeto: atualizado para ficar idêntico aos capítulos (1º e 2º anos, onze participantes, dimensões do contexto atribuídas a Ball, Maguire e Braun, 2016, questionário sem a pergunta sobre meios próprios).</w:t>
+        <w:t>Projeto: atualizado para ficar idêntico aos capítulos (anos iniciais do 1º ao 5º ano, escuta de todos os profissionais da educação, dimensões do contexto atribuídas a Ball, Maguire e Braun, 2016, questionário sem a pergunta sobre meios próprios e roteiro com parte para os demais profissionais).</w:t>
       </w:r>
     </w:p>
     <w:p>
@@ -140,7 +140,7 @@
         <w:pStyle w:val="ListBullet"/>
       </w:pPr>
       <w:r>
-        <w:t>Número de participantes: onze, resultado de retirar o técnico da Secretaria dos doze anteriores.</w:t>
+        <w:t>Participantes: todos os profissionais da educação que atuam nos anos iniciais (1º ao 5º ano) e aceitarem participar: docentes, coordenação, direção e demais profissionais ligados ao trabalho pedagógico. O número por função ficou marcado como [indicar] no texto.</w:t>
       </w:r>
     </w:p>
     <w:p>
@@ -148,7 +148,7 @@
         <w:pStyle w:val="ListBullet"/>
       </w:pPr>
       <w:r>
-        <w:t>Recorte mantido no 1º e no 2º anos, como nos capítulos e na apresentação.</w:t>
+        <w:t>Recorte ampliado para os anos iniciais, do 1º ao 5º ano, a pedido da autora; o ciclo de alfabetização permanece como parte da etapa. O número de turmas e de crianças do 3º ao 5º ano ficou marcado como [indicar].</w:t>
       </w:r>
     </w:p>
     <w:p>

--- a/revisao_fio_condutor/RELATORIO_FIO_CONDUTOR.docx
+++ b/revisao_fio_condutor/RELATORIO_FIO_CONDUTOR.docx
@@ -290,6 +290,78 @@
       </w:pPr>
       <w:r>
         <w:t>O Capítulo 3 e as Considerações Finais ainda não existem; a tese depende deles para fechar o argumento.</w:t>
+      </w:r>
+    </w:p>
+    <w:p>
+      <w:pPr>
+        <w:pStyle w:val="Heading2"/>
+      </w:pPr>
+      <w:r>
+        <w:t>Alinhamento à proposta corrigida pela autora (PROPOSTA_PESQUISA_ACP_v2)</w:t>
+      </w:r>
+    </w:p>
+    <w:p>
+      <w:pPr>
+        <w:pStyle w:val="ListBullet"/>
+      </w:pPr>
+      <w:r>
+        <w:t>Questão norteadora aberta: como os profissionais encenam e recontextualizam a PNED e como as condições institucionais, materiais, profissionais e socioespaciais do território atravessam esse processo (Caps. 1 e 4, slide 6).</w:t>
+      </w:r>
+    </w:p>
+    <w:p>
+      <w:pPr>
+        <w:pStyle w:val="ListBullet"/>
+      </w:pPr>
+      <w:r>
+        <w:t>Quatro objetivos específicos, com o (d) sobre provisão, proteção e participação das crianças; Quadro 9 refeito com quatro linhas.</w:t>
+      </w:r>
+    </w:p>
+    <w:p>
+      <w:pPr>
+        <w:pStyle w:val="ListBullet"/>
+      </w:pPr>
+      <w:r>
+        <w:t>A antiga hipótese de ressignificação e resistência virou tese de partida aberta: a PNED não se realiza por simples aplicação; as formas de atuação (adesão, acomodação, adaptação, omissão, negociação, ressignificação, resistência ou outras) não são pressupostas.</w:t>
+      </w:r>
+    </w:p>
+    <w:p>
+      <w:pPr>
+        <w:pStyle w:val="ListBullet"/>
+      </w:pPr>
+      <w:r>
+        <w:t>Seção 4.3.1 reescrita: categorias como lentes, e não molduras; critérios de recorrência; nenhum resultado excluído; variação por posição institucional tratada como achado.</w:t>
+      </w:r>
+    </w:p>
+    <w:p>
+      <w:pPr>
+        <w:pStyle w:val="ListBullet"/>
+      </w:pPr>
+      <w:r>
+        <w:t>Técnico da Secretaria Municipal de Educação de volta como fonte complementar sobre o contexto externo, sem constituir segundo caso (Caps. 1 e 4, roteiro com Parte 4 própria, slides 11 e 12).</w:t>
+      </w:r>
+    </w:p>
+    <w:p>
+      <w:pPr>
+        <w:pStyle w:val="ListBullet"/>
+      </w:pPr>
+      <w:r>
+        <w:t>Habitar o digital passa a ser possibilidade analítica, e não proposição da tese.</w:t>
+      </w:r>
+    </w:p>
+    <w:p>
+      <w:pPr>
+        <w:pStyle w:val="ListBullet"/>
+      </w:pPr>
+      <w:r>
+        <w:t>Capítulos 2, 5 e 6 e slides 2, 4, 6, 7, 8, 9, 13 e 18 ajustados para a mesma linguagem.</w:t>
+      </w:r>
+    </w:p>
+    <w:p>
+      <w:pPr>
+        <w:pStyle w:val="ListBullet"/>
+      </w:pPr>
+      <w:r>
+        <w:t>O projeto antigo (PROJETO_TESE_ENCENACAO_PNED) não foi alterado; a referência atual é a proposta v2.</w:t>
       </w:r>
     </w:p>
     <w:sectPr>
